--- a/human/tasks/B-01/summary.docx
+++ b/human/tasks/B-01/summary.docx
@@ -143,7 +143,7 @@
     </w:p>
     <w:p>
       <w:r>
-        <w:t>真人记录、身份映射和受限原件放获批仓库外；Word从Agent层生成，业务状态不变，根目录双层整体迁移仍未完成。</w:t>
+        <w:t>真人记录、身份映射和受限原件放获批仓库外；Word从Agent层生成，业务状态不变，根目录19/19项已迁入human/agent，当前读取和运行入口已验证，业务签收不变。</w:t>
       </w:r>
     </w:p>
     <w:p>
@@ -202,7 +202,12 @@
     </w:p>
     <w:p>
       <w:r>
-        <w:t>累计45/71，剩余26，下一E-03。模板整理完成不表示B-01实例已执行或DONE，真实许可/工具/人数规则和QC仍待关闭，根目录整体迁移继续。</w:t>
+        <w:t>规范化71/71包、根目录迁移19/19项完成；每包Word由Agent源生成。</w:t>
+      </w:r>
+    </w:p>
+    <w:p>
+      <w:r>
+        <w:t>业务状态BLOCKED_EXTERNAL，原签收与未交付项不变；后续按注册表和实际依赖推进。</w:t>
       </w:r>
     </w:p>
     <w:p>
